--- a/fuentes/CF2_63310033_DU.docx
+++ b/fuentes/CF2_63310033_DU.docx
@@ -728,9 +728,15 @@
             </w:r>
             <w:r>
               <w:rPr>
+                <w:rStyle w:val="Hipervnculo"/>
+              </w:rPr>
+              <w:t>…………………………………………………………</w:t>
+            </w:r>
+            <w:r>
+              <w:rPr>
                 <w:webHidden/>
               </w:rPr>
-              <w:tab/>
+              <w:t>…</w:t>
             </w:r>
             <w:r>
               <w:rPr>
@@ -905,7 +911,7 @@
               <w:rPr>
                 <w:rStyle w:val="Hipervnculo"/>
               </w:rPr>
-              <w:t>..1</w:t>
+              <w:t>..</w:t>
             </w:r>
             <w:r>
               <w:rPr>
@@ -3016,10 +3022,10 @@
           <w:lang w:val="es-419" w:eastAsia="es-CO"/>
         </w:rPr>
         <w:drawing>
-          <wp:inline distT="0" distB="0" distL="0" distR="0" wp14:anchorId="46B07F25" wp14:editId="7B4965B2">
+          <wp:inline distT="0" distB="0" distL="0" distR="0" wp14:anchorId="46B07F25" wp14:editId="4E23F9E3">
             <wp:extent cx="5996826" cy="2707574"/>
             <wp:effectExtent l="0" t="0" r="4445" b="0"/>
-            <wp:docPr id="4" name="Imagen 4" descr="La figura presenta una clasificación de los objetos de observación en la gestión ambiental, los cuales se agrupan en dos bloques. El primero incluye: actores sociales y formas de gobierno; áreas protegidas y categorías de manejo; autoridades ambientales con sus niveles de gestión; y subsistemas. El segundo bloque contempla: mecanismos de coordinación, articulación e interacción; principios y deberes ambientales; e instrumentos para el desarrollo de política."/>
+            <wp:docPr id="4" name="Imagen 4" descr="La figura presenta una clasificación de los objetos de observación en la gestión ambiental, los cuales se agrupan en dos bloques. El primero incluye: actores sociales y formas de gobierno; áreas protegidas y categorías de manejo; autoridades ambientales con sus niveles de gestión; y subsistemas. El segundo bloque contempla: mecanismos de coordinación, articulación e interacción; principios y deberes ambientales; e instrumentos para el desarrollo de políticas."/>
             <wp:cNvGraphicFramePr>
               <a:graphicFrameLocks xmlns:a="http://schemas.openxmlformats.org/drawingml/2006/main" noChangeAspect="1"/>
             </wp:cNvGraphicFramePr>
@@ -3027,7 +3033,7 @@
               <a:graphicData uri="http://schemas.openxmlformats.org/drawingml/2006/picture">
                 <pic:pic xmlns:pic="http://schemas.openxmlformats.org/drawingml/2006/picture">
                   <pic:nvPicPr>
-                    <pic:cNvPr id="4" name="Imagen 4" descr="La figura presenta una clasificación de los objetos de observación en la gestión ambiental, los cuales se agrupan en dos bloques. El primero incluye: actores sociales y formas de gobierno; áreas protegidas y categorías de manejo; autoridades ambientales con sus niveles de gestión; y subsistemas. El segundo bloque contempla: mecanismos de coordinación, articulación e interacción; principios y deberes ambientales; e instrumentos para el desarrollo de política."/>
+                    <pic:cNvPr id="4" name="Imagen 4" descr="La figura presenta una clasificación de los objetos de observación en la gestión ambiental, los cuales se agrupan en dos bloques. El primero incluye: actores sociales y formas de gobierno; áreas protegidas y categorías de manejo; autoridades ambientales con sus niveles de gestión; y subsistemas. El segundo bloque contempla: mecanismos de coordinación, articulación e interacción; principios y deberes ambientales; e instrumentos para el desarrollo de políticas."/>
                     <pic:cNvPicPr>
                       <a:picLocks noChangeAspect="1" noChangeArrowheads="1"/>
                     </pic:cNvPicPr>
@@ -6144,7 +6150,7 @@
               <w:pStyle w:val="TextoTablas"/>
             </w:pPr>
             <w:r>
-              <w:t>Validadora de recursos educativos digitales</w:t>
+              <w:t>Evaluadora instruccional</w:t>
             </w:r>
           </w:p>
         </w:tc>
@@ -6356,19 +6362,12 @@
                             <w:p>
                               <w:pPr>
                                 <w:spacing w:before="0"/>
-                                <w:jc w:val="center"/>
+                                <w:ind w:firstLine="0"/>
                                 <w:rPr>
                                   <w:b/>
                                   <w:bCs/>
                                 </w:rPr>
                               </w:pPr>
-                              <w:r>
-                                <w:rPr>
-                                  <w:b/>
-                                  <w:bCs/>
-                                </w:rPr>
-                                <w:t>Grupo de Ejecución de la Formación Virtual</w:t>
-                              </w:r>
                             </w:p>
                           </w:txbxContent>
                         </wps:txbx>
@@ -6399,19 +6398,12 @@
                       <w:p>
                         <w:pPr>
                           <w:spacing w:before="0"/>
-                          <w:jc w:val="center"/>
+                          <w:ind w:firstLine="0"/>
                           <w:rPr>
                             <w:b/>
                             <w:bCs/>
                           </w:rPr>
                         </w:pPr>
-                        <w:r>
-                          <w:rPr>
-                            <w:b/>
-                            <w:bCs/>
-                          </w:rPr>
-                          <w:t>Grupo de Ejecución de la Formación Virtual</w:t>
-                        </w:r>
                       </w:p>
                     </w:txbxContent>
                   </v:textbox>
@@ -6584,7 +6576,7 @@
         <v:path o:extrusionok="f" gradientshapeok="t" o:connecttype="rect"/>
         <o:lock v:ext="edit" aspectratio="t"/>
       </v:shapetype>
-      <v:shape id="_x0000_i1099" type="#_x0000_t75" style="width:11.15pt;height:11.15pt" o:bullet="t">
+      <v:shape id="_x0000_i1042" type="#_x0000_t75" style="width:10.85pt;height:10.85pt" o:bullet="t">
         <v:imagedata r:id="rId1" o:title="mso8C56"/>
       </v:shape>
     </w:pict>
@@ -12996,6 +12988,10 @@
 </file>
 
 <file path=customXml/item1.xml><?xml version="1.0" encoding="utf-8"?>
+<b:Sources xmlns:b="http://schemas.openxmlformats.org/officeDocument/2006/bibliography" xmlns="http://schemas.openxmlformats.org/officeDocument/2006/bibliography" SelectedStyle="\APASixthEditionOfficeOnline.xsl" StyleName="APA" Version="6"/>
+</file>
+
+<file path=customXml/item2.xml><?xml version="1.0" encoding="utf-8"?>
 <p:properties xmlns:p="http://schemas.microsoft.com/office/2006/metadata/properties" xmlns:xsi="http://www.w3.org/2001/XMLSchema-instance" xmlns:pc="http://schemas.microsoft.com/office/infopath/2007/PartnerControls">
   <documentManagement>
     <TaxCatchAll xmlns="cb45339b-ced9-4d0d-8f64-77573914d53b" xsi:nil="true"/>
@@ -13006,20 +13002,7 @@
 </p:properties>
 </file>
 
-<file path=customXml/item2.xml><?xml version="1.0" encoding="utf-8"?>
-<b:Sources xmlns:b="http://schemas.openxmlformats.org/officeDocument/2006/bibliography" xmlns="http://schemas.openxmlformats.org/officeDocument/2006/bibliography" SelectedStyle="\APASixthEditionOfficeOnline.xsl" StyleName="APA" Version="6"/>
-</file>
-
 <file path=customXml/item3.xml><?xml version="1.0" encoding="utf-8"?>
-<?mso-contentType ?>
-<FormTemplates xmlns="http://schemas.microsoft.com/sharepoint/v3/contenttype/forms">
-  <Display>DocumentLibraryForm</Display>
-  <Edit>DocumentLibraryForm</Edit>
-  <New>DocumentLibraryForm</New>
-</FormTemplates>
-</file>
-
-<file path=customXml/item4.xml><?xml version="1.0" encoding="utf-8"?>
 <ct:contentTypeSchema xmlns:ct="http://schemas.microsoft.com/office/2006/metadata/contentType" xmlns:ma="http://schemas.microsoft.com/office/2006/metadata/properties/metaAttributes" ct:_="" ma:_="" ma:contentTypeName="Documento" ma:contentTypeID="0x01010049282E1EDBE9234EA9E6D38F720E265F" ma:contentTypeVersion="15" ma:contentTypeDescription="Crear nuevo documento." ma:contentTypeScope="" ma:versionID="b31c7aa9eaf043a08b87120b3c4916e3">
   <xsd:schema xmlns:xsd="http://www.w3.org/2001/XMLSchema" xmlns:xs="http://www.w3.org/2001/XMLSchema" xmlns:p="http://schemas.microsoft.com/office/2006/metadata/properties" xmlns:ns2="cb45339b-ced9-4d0d-8f64-77573914d53b" xmlns:ns3="43a3ca16-9c26-4813-b83f-4aec9927b43f" targetNamespace="http://schemas.microsoft.com/office/2006/metadata/properties" ma:root="true" ma:fieldsID="3533d065b04d75c457075bc55f1f5315" ns2:_="" ns3:_="">
     <xsd:import namespace="cb45339b-ced9-4d0d-8f64-77573914d53b"/>
@@ -13254,7 +13237,24 @@
 </ct:contentTypeSchema>
 </file>
 
+<file path=customXml/item4.xml><?xml version="1.0" encoding="utf-8"?>
+<?mso-contentType ?>
+<FormTemplates xmlns="http://schemas.microsoft.com/sharepoint/v3/contenttype/forms">
+  <Display>DocumentLibraryForm</Display>
+  <Edit>DocumentLibraryForm</Edit>
+  <New>DocumentLibraryForm</New>
+</FormTemplates>
+</file>
+
 <file path=customXml/itemProps1.xml><?xml version="1.0" encoding="utf-8"?>
+<ds:datastoreItem xmlns:ds="http://schemas.openxmlformats.org/officeDocument/2006/customXml" ds:itemID="{A9F2CEBA-C824-4C86-81A8-E32CBD0EB92D}">
+  <ds:schemaRefs>
+    <ds:schemaRef ds:uri="http://schemas.openxmlformats.org/officeDocument/2006/bibliography"/>
+  </ds:schemaRefs>
+</ds:datastoreItem>
+</file>
+
+<file path=customXml/itemProps2.xml><?xml version="1.0" encoding="utf-8"?>
 <ds:datastoreItem xmlns:ds="http://schemas.openxmlformats.org/officeDocument/2006/customXml" ds:itemID="{26259216-AD86-464A-AEAD-95B1F9E17392}">
   <ds:schemaRefs>
     <ds:schemaRef ds:uri="http://schemas.microsoft.com/office/2006/metadata/properties"/>
@@ -13265,23 +13265,7 @@
 </ds:datastoreItem>
 </file>
 
-<file path=customXml/itemProps2.xml><?xml version="1.0" encoding="utf-8"?>
-<ds:datastoreItem xmlns:ds="http://schemas.openxmlformats.org/officeDocument/2006/customXml" ds:itemID="{A9F2CEBA-C824-4C86-81A8-E32CBD0EB92D}">
-  <ds:schemaRefs>
-    <ds:schemaRef ds:uri="http://schemas.openxmlformats.org/officeDocument/2006/bibliography"/>
-  </ds:schemaRefs>
-</ds:datastoreItem>
-</file>
-
 <file path=customXml/itemProps3.xml><?xml version="1.0" encoding="utf-8"?>
-<ds:datastoreItem xmlns:ds="http://schemas.openxmlformats.org/officeDocument/2006/customXml" ds:itemID="{D00A4A46-BDBD-48AC-87B9-2BA42D9CC06F}">
-  <ds:schemaRefs>
-    <ds:schemaRef ds:uri="http://schemas.microsoft.com/sharepoint/v3/contenttype/forms"/>
-  </ds:schemaRefs>
-</ds:datastoreItem>
-</file>
-
-<file path=customXml/itemProps4.xml><?xml version="1.0" encoding="utf-8"?>
 <ds:datastoreItem xmlns:ds="http://schemas.openxmlformats.org/officeDocument/2006/customXml" ds:itemID="{0BC4A0A4-89EA-4C0C-9011-C1B351E892BC}">
   <ds:schemaRefs>
     <ds:schemaRef ds:uri="http://schemas.microsoft.com/office/2006/metadata/contentType"/>
@@ -13298,4 +13282,12 @@
     <ds:schemaRef ds:uri="http://schemas.microsoft.com/internal/obd"/>
   </ds:schemaRefs>
 </ds:datastoreItem>
+</file>
+
+<file path=customXml/itemProps4.xml><?xml version="1.0" encoding="utf-8"?>
+<ds:datastoreItem xmlns:ds="http://schemas.openxmlformats.org/officeDocument/2006/customXml" ds:itemID="{D00A4A46-BDBD-48AC-87B9-2BA42D9CC06F}">
+  <ds:schemaRefs>
+    <ds:schemaRef ds:uri="http://schemas.microsoft.com/sharepoint/v3/contenttype/forms"/>
+  </ds:schemaRefs>
+</ds:datastoreItem>
 </file>
--- a/fuentes/CF2_63310033_DU.docx
+++ b/fuentes/CF2_63310033_DU.docx
@@ -1405,7 +1405,25 @@
         <w:rPr>
           <w:lang w:val="es-419" w:eastAsia="es-CO"/>
         </w:rPr>
-        <w:t>Normatividad y estructura del Sistema Nacional de Áreas Protegidas de Colombia SINAP</w:t>
+        <w:t xml:space="preserve">Normatividad y estructura del Sistema Nacional de Áreas Protegidas de Colombia </w:t>
+      </w:r>
+      <w:r>
+        <w:rPr>
+          <w:lang w:val="es-419" w:eastAsia="es-CO"/>
+        </w:rPr>
+        <w:t>(</w:t>
+      </w:r>
+      <w:r>
+        <w:rPr>
+          <w:lang w:val="es-419" w:eastAsia="es-CO"/>
+        </w:rPr>
+        <w:t>SINAP</w:t>
+      </w:r>
+      <w:r>
+        <w:rPr>
+          <w:lang w:val="es-419" w:eastAsia="es-CO"/>
+        </w:rPr>
+        <w:t>)</w:t>
       </w:r>
     </w:p>
     <w:p>
@@ -1527,7 +1545,25 @@
               <w:rPr>
                 <w:lang w:val="es-419" w:eastAsia="es-CO"/>
               </w:rPr>
-              <w:t>Normatividad y estructura del Sistema Nacional de Áreas Protegidas de Colombia SINAP</w:t>
+              <w:t xml:space="preserve">Normatividad y estructura del Sistema Nacional de Áreas Protegidas de Colombia </w:t>
+            </w:r>
+            <w:r>
+              <w:rPr>
+                <w:lang w:val="es-419" w:eastAsia="es-CO"/>
+              </w:rPr>
+              <w:t>(</w:t>
+            </w:r>
+            <w:r>
+              <w:rPr>
+                <w:lang w:val="es-419" w:eastAsia="es-CO"/>
+              </w:rPr>
+              <w:t>SINAP</w:t>
+            </w:r>
+            <w:r>
+              <w:rPr>
+                <w:lang w:val="es-419" w:eastAsia="es-CO"/>
+              </w:rPr>
+              <w:t>)</w:t>
             </w:r>
           </w:p>
         </w:tc>
@@ -2406,21 +2442,7 @@
           <w:lang w:eastAsia="es-CO"/>
         </w:rPr>
         <w:lastRenderedPageBreak/>
-        <w:t xml:space="preserve">Como política de Estado, tiene como propósito promover la Gestión Integral de la Biodiversidad y sus Servicios Ecosistémicos (GIBSE). Esta gestión busca mantener y fortalecer la resiliencia de los sistemas </w:t>
-      </w:r>
-      <w:proofErr w:type="spellStart"/>
-      <w:r>
-        <w:rPr>
-          <w:lang w:eastAsia="es-CO"/>
-        </w:rPr>
-        <w:t>socioecológicos</w:t>
-      </w:r>
-      <w:proofErr w:type="spellEnd"/>
-      <w:r>
-        <w:rPr>
-          <w:lang w:eastAsia="es-CO"/>
-        </w:rPr>
-        <w:t xml:space="preserve"> a nivel nacional, regional, local y transfronterizo, teniendo en cuenta escenarios de cambio, y se implementa mediante una acción conjunta, coordinada y concertada entre el Estado, el sector productivo y la sociedad civil.</w:t>
+        <w:t>Como política de Estado, tiene como propósito promover la Gestión Integral de la Biodiversidad y sus Servicios Ecosistémicos (GIBSE). Esta gestión busca mantener y fortalecer la resiliencia de los sistemas socioecológicos a nivel nacional, regional, local y transfronterizo, teniendo en cuenta escenarios de cambio, y se implementa mediante una acción conjunta, coordinada y concertada entre el Estado, el sector productivo y la sociedad civil.</w:t>
       </w:r>
     </w:p>
     <w:p>
@@ -2450,21 +2472,7 @@
         <w:rPr>
           <w:lang w:eastAsia="es-CO"/>
         </w:rPr>
-        <w:t xml:space="preserve">La Organización Mundial del Turismo (OMT) ha asumido un compromiso con la protección del medio ambiente, reconociendo su papel fundamental en el desarrollo turístico de los destinos. Tal como lo expresó Taleb </w:t>
-      </w:r>
-      <w:proofErr w:type="spellStart"/>
-      <w:r>
-        <w:rPr>
-          <w:lang w:eastAsia="es-CO"/>
-        </w:rPr>
-        <w:t>Rifai</w:t>
-      </w:r>
-      <w:proofErr w:type="spellEnd"/>
-      <w:r>
-        <w:rPr>
-          <w:lang w:eastAsia="es-CO"/>
-        </w:rPr>
-        <w:t>, secretario general de la OMT: “el turismo y la biodiversidad son aliados naturales, y la OMT tiene un compromiso firme de trabajar con el Convenio sobre la Diversidad Biológica. El turismo puede contribuir en gran medida a la protección de la biodiversidad, fomentando la sensibilización, involucrando a la comunidad turística y proponiendo alternativas sostenibles a las comunidades locales” (OMT, 2016).</w:t>
+        <w:t>La Organización Mundial del Turismo (OMT) ha asumido un compromiso con la protección del medio ambiente, reconociendo su papel fundamental en el desarrollo turístico de los destinos. Tal como lo expresó Taleb Rifai, secretario general de la OMT: “el turismo y la biodiversidad son aliados naturales, y la OMT tiene un compromiso firme de trabajar con el Convenio sobre la Diversidad Biológica. El turismo puede contribuir en gran medida a la protección de la biodiversidad, fomentando la sensibilización, involucrando a la comunidad turística y proponiendo alternativas sostenibles a las comunidades locales” (OMT, 2016).</w:t>
       </w:r>
     </w:p>
     <w:p>
@@ -2705,21 +2713,7 @@
         <w:rPr>
           <w:lang w:eastAsia="es-CO"/>
         </w:rPr>
-        <w:t xml:space="preserve"> Instituto de Investigación de Recursos Biológicos Alexander </w:t>
-      </w:r>
-      <w:proofErr w:type="spellStart"/>
-      <w:r>
-        <w:rPr>
-          <w:lang w:eastAsia="es-CO"/>
-        </w:rPr>
-        <w:t>Von</w:t>
-      </w:r>
-      <w:proofErr w:type="spellEnd"/>
-      <w:r>
-        <w:rPr>
-          <w:lang w:eastAsia="es-CO"/>
-        </w:rPr>
-        <w:t xml:space="preserve"> Humboldt. Es una entidad colombiana dedicada a la investigación científica y técnica sobre la biodiversidad del país, especialmente en temas de conservación y uso sostenible.</w:t>
+        <w:t> Instituto de Investigación de Recursos Biológicos Alexander Von Humboldt. Es una entidad colombiana dedicada a la investigación científica y técnica sobre la biodiversidad del país, especialmente en temas de conservación y uso sostenible.</w:t>
       </w:r>
     </w:p>
     <w:p>
@@ -4752,13 +4746,8 @@
             <w:pPr>
               <w:pStyle w:val="TextoTablas"/>
             </w:pPr>
-            <w:proofErr w:type="spellStart"/>
-            <w:r>
-              <w:t>Pagina</w:t>
-            </w:r>
-            <w:proofErr w:type="spellEnd"/>
-            <w:r>
-              <w:t xml:space="preserve"> Web</w:t>
+            <w:r>
+              <w:t>Pagina Web</w:t>
             </w:r>
           </w:p>
         </w:tc>
@@ -4806,13 +4795,8 @@
             <w:pPr>
               <w:pStyle w:val="TextoTablas"/>
             </w:pPr>
-            <w:proofErr w:type="spellStart"/>
-            <w:r>
-              <w:t>Jbetancourt</w:t>
-            </w:r>
-            <w:proofErr w:type="spellEnd"/>
-            <w:r>
-              <w:t>, J. M. (2014, 22 mayo). Los Parques Nacionales conservan nuestra diversidad biológica. Parques Nacionales Naturales de Colombia.</w:t>
+            <w:r>
+              <w:t>Jbetancourt, J. M. (2014, 22 mayo). Los Parques Nacionales conservan nuestra diversidad biológica. Parques Nacionales Naturales de Colombia.</w:t>
             </w:r>
           </w:p>
         </w:tc>
@@ -5444,10 +5428,12 @@
           <w:lang w:eastAsia="es-CO"/>
           <w14:ligatures w14:val="none"/>
         </w:rPr>
-        <w:t xml:space="preserve">Echeverry-Galvis, M. Á., </w:t>
-      </w:r>
-      <w:proofErr w:type="spellStart"/>
-      <w:r>
+        <w:t>Echeverry-Galvis, M. Á., Unda, M., Bravo, M. P., García, N., Rubiano-Pinzón, G. A., &amp; Palomino, J. V. (2019). Plan de Acción en Biodiversidad de la PNGIBSE, Metas Aichi y los Objetivos de Desarrollo Sostenible en Colombia: análisis y concordancia en el discurso entre metas propuestas para 2020. Gestión y Ambiente, 22(2), 207-234.</w:t>
+      </w:r>
+    </w:p>
+    <w:p>
+      <w:pPr>
+        <w:ind w:left="709" w:hanging="709"/>
         <w:rPr>
           <w:rFonts w:eastAsia="Times New Roman" w:cstheme="minorHAnsi"/>
           <w:kern w:val="0"/>
@@ -5456,9 +5442,7 @@
           <w:lang w:eastAsia="es-CO"/>
           <w14:ligatures w14:val="none"/>
         </w:rPr>
-        <w:t>Unda</w:t>
-      </w:r>
-      <w:proofErr w:type="spellEnd"/>
+      </w:pPr>
       <w:r>
         <w:rPr>
           <w:rFonts w:eastAsia="Times New Roman" w:cstheme="minorHAnsi"/>
@@ -5468,7 +5452,7 @@
           <w:lang w:eastAsia="es-CO"/>
           <w14:ligatures w14:val="none"/>
         </w:rPr>
-        <w:t>, M., Bravo, M. P., García, N., Rubiano-Pinzón, G. A., &amp; Palomino, J. V. (2019). Plan de Acción en Biodiversidad de la PNGIBSE, Metas Aichi y los Objetivos de Desarrollo Sostenible en Colombia: análisis y concordancia en el discurso entre metas propuestas para 2020. Gestión y Ambiente, 22(2), 207-234.</w:t>
+        <w:t>Ministerio de Ambiente y Desarrollo Sostenible. (2015). V Informe Nacional de Biodiversidad de Colombia.</w:t>
       </w:r>
     </w:p>
     <w:p>
@@ -5492,7 +5476,7 @@
           <w:lang w:eastAsia="es-CO"/>
           <w14:ligatures w14:val="none"/>
         </w:rPr>
-        <w:t>Ministerio de Ambiente y Desarrollo Sostenible. (2015). V Informe Nacional de Biodiversidad de Colombia.</w:t>
+        <w:t>Ministerio de Ambiente y Desarrollo Sostenible. (2010). Política nacional para la gestión integral de la biodiversidad y sus servicios ecosistémicos.</w:t>
       </w:r>
     </w:p>
     <w:p>
@@ -5516,7 +5500,7 @@
           <w:lang w:eastAsia="es-CO"/>
           <w14:ligatures w14:val="none"/>
         </w:rPr>
-        <w:t>Ministerio de Ambiente y Desarrollo Sostenible. (2010). Política nacional para la gestión integral de la biodiversidad y sus servicios ecosistémicos.</w:t>
+        <w:t>Ministerio de Ambiente y Desarrollo Sostenible. (2012). Colombia, 20 años siguiendo agenda 21.</w:t>
       </w:r>
     </w:p>
     <w:p>
@@ -5540,7 +5524,7 @@
           <w:lang w:eastAsia="es-CO"/>
           <w14:ligatures w14:val="none"/>
         </w:rPr>
-        <w:t>Ministerio de Ambiente y Desarrollo Sostenible. (2012). Colombia, 20 años siguiendo agenda 21.</w:t>
+        <w:t>Organización Mundial del Turismo OMT. (2016). La OMT subraya en la COP13 el potencial del Turismo para conservar la Biodiversidad.</w:t>
       </w:r>
     </w:p>
     <w:p>
@@ -5564,55 +5548,7 @@
           <w:lang w:eastAsia="es-CO"/>
           <w14:ligatures w14:val="none"/>
         </w:rPr>
-        <w:t>Organización Mundial del Turismo OMT. (2016). La OMT subraya en la COP13 el potencial del Turismo para conservar la Biodiversidad.</w:t>
-      </w:r>
-    </w:p>
-    <w:p>
-      <w:pPr>
-        <w:ind w:left="709" w:hanging="709"/>
-        <w:rPr>
-          <w:rFonts w:eastAsia="Times New Roman" w:cstheme="minorHAnsi"/>
-          <w:kern w:val="0"/>
-          <w:szCs w:val="28"/>
-          <w:bdr w:val="none" w:sz="0" w:space="0" w:color="auto" w:frame="1"/>
-          <w:lang w:eastAsia="es-CO"/>
-          <w14:ligatures w14:val="none"/>
-        </w:rPr>
-      </w:pPr>
-      <w:r>
-        <w:rPr>
-          <w:rFonts w:eastAsia="Times New Roman" w:cstheme="minorHAnsi"/>
-          <w:kern w:val="0"/>
-          <w:szCs w:val="28"/>
-          <w:bdr w:val="none" w:sz="0" w:space="0" w:color="auto" w:frame="1"/>
-          <w:lang w:eastAsia="es-CO"/>
-          <w14:ligatures w14:val="none"/>
-        </w:rPr>
-        <w:t>Organización Mundial del Turismo OMT. (</w:t>
-      </w:r>
-      <w:proofErr w:type="spellStart"/>
-      <w:r>
-        <w:rPr>
-          <w:rFonts w:eastAsia="Times New Roman" w:cstheme="minorHAnsi"/>
-          <w:kern w:val="0"/>
-          <w:szCs w:val="28"/>
-          <w:bdr w:val="none" w:sz="0" w:space="0" w:color="auto" w:frame="1"/>
-          <w:lang w:eastAsia="es-CO"/>
-          <w14:ligatures w14:val="none"/>
-        </w:rPr>
-        <w:t>sf</w:t>
-      </w:r>
-      <w:proofErr w:type="spellEnd"/>
-      <w:r>
-        <w:rPr>
-          <w:rFonts w:eastAsia="Times New Roman" w:cstheme="minorHAnsi"/>
-          <w:kern w:val="0"/>
-          <w:szCs w:val="28"/>
-          <w:bdr w:val="none" w:sz="0" w:space="0" w:color="auto" w:frame="1"/>
-          <w:lang w:eastAsia="es-CO"/>
-          <w14:ligatures w14:val="none"/>
-        </w:rPr>
-        <w:t>). Código Mundial de Ética para el Turismo.</w:t>
+        <w:t>Organización Mundial del Turismo OMT. (sf). Código Mundial de Ética para el Turismo.</w:t>
       </w:r>
     </w:p>
     <w:p>
@@ -5784,13 +5720,8 @@
             <w:pPr>
               <w:pStyle w:val="TextoTablas"/>
             </w:pPr>
-            <w:proofErr w:type="spellStart"/>
-            <w:r>
-              <w:t>Milady</w:t>
-            </w:r>
-            <w:proofErr w:type="spellEnd"/>
-            <w:r>
-              <w:t xml:space="preserve"> Tatiana Villamil Castellanos</w:t>
+            <w:r>
+              <w:t>Milady Tatiana Villamil Castellanos</w:t>
             </w:r>
           </w:p>
         </w:tc>
@@ -6018,15 +5949,7 @@
               <w:pStyle w:val="TextoTablas"/>
             </w:pPr>
             <w:r>
-              <w:t xml:space="preserve">Pedro Alonso </w:t>
-            </w:r>
-            <w:proofErr w:type="spellStart"/>
-            <w:r>
-              <w:t>Bolivar</w:t>
-            </w:r>
-            <w:proofErr w:type="spellEnd"/>
-            <w:r>
-              <w:t xml:space="preserve"> González</w:t>
+              <w:t>Pedro Alonso Bolivar González</w:t>
             </w:r>
           </w:p>
         </w:tc>
@@ -6077,15 +6000,7 @@
               <w:pStyle w:val="TextoTablas"/>
             </w:pPr>
             <w:r>
-              <w:t xml:space="preserve">Johann Sebastián </w:t>
-            </w:r>
-            <w:proofErr w:type="spellStart"/>
-            <w:r>
-              <w:t>Teran</w:t>
-            </w:r>
-            <w:proofErr w:type="spellEnd"/>
-            <w:r>
-              <w:t xml:space="preserve"> Carvajal</w:t>
+              <w:t>Johann Sebastián Teran Carvajal</w:t>
             </w:r>
           </w:p>
         </w:tc>
@@ -6129,15 +6044,7 @@
               <w:pStyle w:val="TextoTablas"/>
             </w:pPr>
             <w:r>
-              <w:t xml:space="preserve">Laura Paola </w:t>
-            </w:r>
-            <w:proofErr w:type="spellStart"/>
-            <w:r>
-              <w:t>Gelvez</w:t>
-            </w:r>
-            <w:proofErr w:type="spellEnd"/>
-            <w:r>
-              <w:t xml:space="preserve"> Manosalva</w:t>
+              <w:t>Laura Paola Gelvez Manosalva</w:t>
             </w:r>
           </w:p>
         </w:tc>
@@ -6576,7 +6483,7 @@
         <v:path o:extrusionok="f" gradientshapeok="t" o:connecttype="rect"/>
         <o:lock v:ext="edit" aspectratio="t"/>
       </v:shapetype>
-      <v:shape id="_x0000_i1042" type="#_x0000_t75" style="width:10.85pt;height:10.85pt" o:bullet="t">
+      <v:shape id="_x0000_i1040" type="#_x0000_t75" style="width:11.2pt;height:11.2pt" o:bullet="t">
         <v:imagedata r:id="rId1" o:title="mso8C56"/>
       </v:shape>
     </w:pict>
